--- a/docs/BAO_CAO.docx
+++ b/docs/BAO_CAO.docx
@@ -7456,6 +7456,616 @@
         <w:t xml:space="preserve">dấu hiệu gián tiếp.</w:t>
       </w:r>
     </w:p>
+    <w:p>
+      <w:pPr>
+        <w:pStyle w:val="BodyText"/>
+      </w:pPr>
+      <w:r>
+        <w:t xml:space="preserve">Chính cái bẫy này lặp lại một lần nữa ở test case TC21, lần này đúng vào lúc tổng duyệt</w:t>
+      </w:r>
+      <w:r>
+        <w:t xml:space="preserve"> </w:t>
+      </w:r>
+      <w:r>
+        <w:t xml:space="preserve">demo. TC21 kiểm chứng D1 bằng cách gọi</w:t>
+      </w:r>
+      <w:r>
+        <w:t xml:space="preserve"> </w:t>
+      </w:r>
+      <w:r>
+        <w:rPr>
+          <w:rStyle w:val="VerbatimChar"/>
+        </w:rPr>
+        <w:t xml:space="preserve">fetch('http://localhost:3000/health')</w:t>
+      </w:r>
+      <w:r>
+        <w:t xml:space="preserve"> </w:t>
+      </w:r>
+      <w:r>
+        <w:t xml:space="preserve">và chờ</w:t>
+      </w:r>
+      <w:r>
+        <w:t xml:space="preserve"> </w:t>
+      </w:r>
+      <w:r>
+        <w:rPr>
+          <w:b/>
+          <w:bCs/>
+        </w:rPr>
+        <w:t xml:space="preserve">connection refused</w:t>
+      </w:r>
+      <w:r>
+        <w:t xml:space="preserve">. Lần chạy cuối cùng nó báo</w:t>
+      </w:r>
+      <w:r>
+        <w:t xml:space="preserve"> </w:t>
+      </w:r>
+      <w:r>
+        <w:rPr>
+          <w:b/>
+          <w:bCs/>
+        </w:rPr>
+        <w:t xml:space="preserve">FAIL</w:t>
+      </w:r>
+      <w:r>
+        <w:t xml:space="preserve">: lời gọi trả về</w:t>
+      </w:r>
+      <w:r>
+        <w:t xml:space="preserve"> </w:t>
+      </w:r>
+      <w:r>
+        <w:rPr>
+          <w:rStyle w:val="VerbatimChar"/>
+        </w:rPr>
+        <w:t xml:space="preserve">200 OK</w:t>
+      </w:r>
+      <w:r>
+        <w:t xml:space="preserve">. Truy</w:t>
+      </w:r>
+      <w:r>
+        <w:t xml:space="preserve"> </w:t>
+      </w:r>
+      <w:r>
+        <w:t xml:space="preserve">ra thì tiến trình đang nghe cổng 3000 là một dev server Vite của một dự án khác trên cùng</w:t>
+      </w:r>
+      <w:r>
+        <w:t xml:space="preserve"> </w:t>
+      </w:r>
+      <w:r>
+        <w:t xml:space="preserve">máy, hoàn toàn không liên quan đến container</w:t>
+      </w:r>
+      <w:r>
+        <w:t xml:space="preserve"> </w:t>
+      </w:r>
+      <w:r>
+        <w:rPr>
+          <w:rStyle w:val="VerbatimChar"/>
+        </w:rPr>
+        <w:t xml:space="preserve">app</w:t>
+      </w:r>
+      <w:r>
+        <w:t xml:space="preserve">.</w:t>
+      </w:r>
+    </w:p>
+    <w:p>
+      <w:pPr>
+        <w:pStyle w:val="BodyText"/>
+      </w:pPr>
+      <w:r>
+        <w:t xml:space="preserve">Phép kiểm chứng đã được sửa lại cho hỏi đúng câu hỏi — không hỏi "có ai trả lời ở cổng</w:t>
+      </w:r>
+      <w:r>
+        <w:t xml:space="preserve"> </w:t>
+      </w:r>
+      <w:r>
+        <w:t xml:space="preserve">3000 không", mà hỏi Docker "</w:t>
+      </w:r>
+      <w:r>
+        <w:rPr>
+          <w:rStyle w:val="VerbatimChar"/>
+        </w:rPr>
+        <w:t xml:space="preserve">app</w:t>
+      </w:r>
+      <w:r>
+        <w:t xml:space="preserve"> </w:t>
+      </w:r>
+      <w:r>
+        <w:t xml:space="preserve">có ánh xạ port ra host không":</w:t>
+      </w:r>
+    </w:p>
+    <w:p>
+      <w:pPr>
+        <w:pStyle w:val="SourceCode"/>
+      </w:pPr>
+      <w:r>
+        <w:rPr>
+          <w:rStyle w:val="KeywordTok"/>
+        </w:rPr>
+        <w:t xml:space="preserve">const</w:t>
+      </w:r>
+      <w:r>
+        <w:rPr>
+          <w:rStyle w:val="NormalTok"/>
+        </w:rPr>
+        <w:t xml:space="preserve"> ports </w:t>
+      </w:r>
+      <w:r>
+        <w:rPr>
+          <w:rStyle w:val="OperatorTok"/>
+        </w:rPr>
+        <w:t xml:space="preserve">=</w:t>
+      </w:r>
+      <w:r>
+        <w:rPr>
+          <w:rStyle w:val="NormalTok"/>
+        </w:rPr>
+        <w:t xml:space="preserve"> (svc) </w:t>
+      </w:r>
+      <w:r>
+        <w:rPr>
+          <w:rStyle w:val="KeywordTok"/>
+        </w:rPr>
+        <w:t xml:space="preserve">=&gt;</w:t>
+      </w:r>
+      <w:r>
+        <w:rPr>
+          <w:rStyle w:val="NormalTok"/>
+        </w:rPr>
+        <w:t xml:space="preserve"> </w:t>
+      </w:r>
+      <w:r>
+        <w:rPr>
+          <w:rStyle w:val="FunctionTok"/>
+        </w:rPr>
+        <w:t xml:space="preserve">execSync</w:t>
+      </w:r>
+      <w:r>
+        <w:rPr>
+          <w:rStyle w:val="NormalTok"/>
+        </w:rPr>
+        <w:t xml:space="preserve">(</w:t>
+      </w:r>
+      <w:r>
+        <w:rPr>
+          <w:rStyle w:val="VerbatimStringTok"/>
+        </w:rPr>
+        <w:t xml:space="preserve">`docker compose ps --format "{{.Ports}}" </w:t>
+      </w:r>
+      <w:r>
+        <w:rPr>
+          <w:rStyle w:val="SpecialCharTok"/>
+        </w:rPr>
+        <w:t xml:space="preserve">${</w:t>
+      </w:r>
+      <w:r>
+        <w:rPr>
+          <w:rStyle w:val="NormalTok"/>
+        </w:rPr>
+        <w:t xml:space="preserve">svc</w:t>
+      </w:r>
+      <w:r>
+        <w:rPr>
+          <w:rStyle w:val="SpecialCharTok"/>
+        </w:rPr>
+        <w:t xml:space="preserve">}</w:t>
+      </w:r>
+      <w:r>
+        <w:rPr>
+          <w:rStyle w:val="VerbatimStringTok"/>
+        </w:rPr>
+        <w:t xml:space="preserve">`</w:t>
+      </w:r>
+      <w:r>
+        <w:rPr>
+          <w:rStyle w:val="NormalTok"/>
+        </w:rPr>
+        <w:t xml:space="preserve">)</w:t>
+      </w:r>
+      <w:r>
+        <w:rPr>
+          <w:rStyle w:val="OperatorTok"/>
+        </w:rPr>
+        <w:t xml:space="preserve">.</w:t>
+      </w:r>
+      <w:r>
+        <w:rPr>
+          <w:rStyle w:val="FunctionTok"/>
+        </w:rPr>
+        <w:t xml:space="preserve">toString</w:t>
+      </w:r>
+      <w:r>
+        <w:rPr>
+          <w:rStyle w:val="NormalTok"/>
+        </w:rPr>
+        <w:t xml:space="preserve">()</w:t>
+      </w:r>
+      <w:r>
+        <w:rPr>
+          <w:rStyle w:val="OperatorTok"/>
+        </w:rPr>
+        <w:t xml:space="preserve">.</w:t>
+      </w:r>
+      <w:r>
+        <w:rPr>
+          <w:rStyle w:val="FunctionTok"/>
+        </w:rPr>
+        <w:t xml:space="preserve">trim</w:t>
+      </w:r>
+      <w:r>
+        <w:rPr>
+          <w:rStyle w:val="NormalTok"/>
+        </w:rPr>
+        <w:t xml:space="preserve">()</w:t>
+      </w:r>
+      <w:r>
+        <w:rPr>
+          <w:rStyle w:val="OperatorTok"/>
+        </w:rPr>
+        <w:t xml:space="preserve">;</w:t>
+      </w:r>
+      <w:r>
+        <w:br/>
+      </w:r>
+      <w:r>
+        <w:rPr>
+          <w:rStyle w:val="FunctionTok"/>
+        </w:rPr>
+        <w:t xml:space="preserve">check</w:t>
+      </w:r>
+      <w:r>
+        <w:rPr>
+          <w:rStyle w:val="NormalTok"/>
+        </w:rPr>
+        <w:t xml:space="preserve">(</w:t>
+      </w:r>
+      <w:r>
+        <w:rPr>
+          <w:rStyle w:val="StringTok"/>
+        </w:rPr>
+        <w:t xml:space="preserve">'TC21'</w:t>
+      </w:r>
+      <w:r>
+        <w:rPr>
+          <w:rStyle w:val="OperatorTok"/>
+        </w:rPr>
+        <w:t xml:space="preserve">,</w:t>
+      </w:r>
+      <w:r>
+        <w:rPr>
+          <w:rStyle w:val="NormalTok"/>
+        </w:rPr>
+        <w:t xml:space="preserve"> </w:t>
+      </w:r>
+      <w:r>
+        <w:rPr>
+          <w:rStyle w:val="OperatorTok"/>
+        </w:rPr>
+        <w:t xml:space="preserve">!</w:t>
+      </w:r>
+      <w:r>
+        <w:rPr>
+          <w:rStyle w:val="FunctionTok"/>
+        </w:rPr>
+        <w:t xml:space="preserve">ports</w:t>
+      </w:r>
+      <w:r>
+        <w:rPr>
+          <w:rStyle w:val="NormalTok"/>
+        </w:rPr>
+        <w:t xml:space="preserve">(</w:t>
+      </w:r>
+      <w:r>
+        <w:rPr>
+          <w:rStyle w:val="StringTok"/>
+        </w:rPr>
+        <w:t xml:space="preserve">'app'</w:t>
+      </w:r>
+      <w:r>
+        <w:rPr>
+          <w:rStyle w:val="NormalTok"/>
+        </w:rPr>
+        <w:t xml:space="preserve">)</w:t>
+      </w:r>
+      <w:r>
+        <w:rPr>
+          <w:rStyle w:val="OperatorTok"/>
+        </w:rPr>
+        <w:t xml:space="preserve">.</w:t>
+      </w:r>
+      <w:r>
+        <w:rPr>
+          <w:rStyle w:val="FunctionTok"/>
+        </w:rPr>
+        <w:t xml:space="preserve">includes</w:t>
+      </w:r>
+      <w:r>
+        <w:rPr>
+          <w:rStyle w:val="NormalTok"/>
+        </w:rPr>
+        <w:t xml:space="preserve">(</w:t>
+      </w:r>
+      <w:r>
+        <w:rPr>
+          <w:rStyle w:val="StringTok"/>
+        </w:rPr>
+        <w:t xml:space="preserve">'-&gt;'</w:t>
+      </w:r>
+      <w:r>
+        <w:rPr>
+          <w:rStyle w:val="NormalTok"/>
+        </w:rPr>
+        <w:t xml:space="preserve">) </w:t>
+      </w:r>
+      <w:r>
+        <w:rPr>
+          <w:rStyle w:val="OperatorTok"/>
+        </w:rPr>
+        <w:t xml:space="preserve">&amp;&amp;</w:t>
+      </w:r>
+      <w:r>
+        <w:rPr>
+          <w:rStyle w:val="NormalTok"/>
+        </w:rPr>
+        <w:t xml:space="preserve"> </w:t>
+      </w:r>
+      <w:r>
+        <w:rPr>
+          <w:rStyle w:val="OperatorTok"/>
+        </w:rPr>
+        <w:t xml:space="preserve">!</w:t>
+      </w:r>
+      <w:r>
+        <w:rPr>
+          <w:rStyle w:val="FunctionTok"/>
+        </w:rPr>
+        <w:t xml:space="preserve">ports</w:t>
+      </w:r>
+      <w:r>
+        <w:rPr>
+          <w:rStyle w:val="NormalTok"/>
+        </w:rPr>
+        <w:t xml:space="preserve">(</w:t>
+      </w:r>
+      <w:r>
+        <w:rPr>
+          <w:rStyle w:val="StringTok"/>
+        </w:rPr>
+        <w:t xml:space="preserve">'db'</w:t>
+      </w:r>
+      <w:r>
+        <w:rPr>
+          <w:rStyle w:val="NormalTok"/>
+        </w:rPr>
+        <w:t xml:space="preserve">)</w:t>
+      </w:r>
+      <w:r>
+        <w:rPr>
+          <w:rStyle w:val="OperatorTok"/>
+        </w:rPr>
+        <w:t xml:space="preserve">.</w:t>
+      </w:r>
+      <w:r>
+        <w:rPr>
+          <w:rStyle w:val="FunctionTok"/>
+        </w:rPr>
+        <w:t xml:space="preserve">includes</w:t>
+      </w:r>
+      <w:r>
+        <w:rPr>
+          <w:rStyle w:val="NormalTok"/>
+        </w:rPr>
+        <w:t xml:space="preserve">(</w:t>
+      </w:r>
+      <w:r>
+        <w:rPr>
+          <w:rStyle w:val="StringTok"/>
+        </w:rPr>
+        <w:t xml:space="preserve">'-&gt;'</w:t>
+      </w:r>
+      <w:r>
+        <w:rPr>
+          <w:rStyle w:val="NormalTok"/>
+        </w:rPr>
+        <w:t xml:space="preserve">) </w:t>
+      </w:r>
+      <w:r>
+        <w:rPr>
+          <w:rStyle w:val="OperatorTok"/>
+        </w:rPr>
+        <w:t xml:space="preserve">&amp;&amp;</w:t>
+      </w:r>
+      <w:r>
+        <w:rPr>
+          <w:rStyle w:val="NormalTok"/>
+        </w:rPr>
+        <w:t xml:space="preserve"> </w:t>
+      </w:r>
+      <w:r>
+        <w:rPr>
+          <w:rStyle w:val="FunctionTok"/>
+        </w:rPr>
+        <w:t xml:space="preserve">ports</w:t>
+      </w:r>
+      <w:r>
+        <w:rPr>
+          <w:rStyle w:val="NormalTok"/>
+        </w:rPr>
+        <w:t xml:space="preserve">(</w:t>
+      </w:r>
+      <w:r>
+        <w:rPr>
+          <w:rStyle w:val="StringTok"/>
+        </w:rPr>
+        <w:t xml:space="preserve">'waf'</w:t>
+      </w:r>
+      <w:r>
+        <w:rPr>
+          <w:rStyle w:val="NormalTok"/>
+        </w:rPr>
+        <w:t xml:space="preserve">)</w:t>
+      </w:r>
+      <w:r>
+        <w:rPr>
+          <w:rStyle w:val="OperatorTok"/>
+        </w:rPr>
+        <w:t xml:space="preserve">.</w:t>
+      </w:r>
+      <w:r>
+        <w:rPr>
+          <w:rStyle w:val="FunctionTok"/>
+        </w:rPr>
+        <w:t xml:space="preserve">includes</w:t>
+      </w:r>
+      <w:r>
+        <w:rPr>
+          <w:rStyle w:val="NormalTok"/>
+        </w:rPr>
+        <w:t xml:space="preserve">(</w:t>
+      </w:r>
+      <w:r>
+        <w:rPr>
+          <w:rStyle w:val="StringTok"/>
+        </w:rPr>
+        <w:t xml:space="preserve">'-&gt;'</w:t>
+      </w:r>
+      <w:r>
+        <w:rPr>
+          <w:rStyle w:val="NormalTok"/>
+        </w:rPr>
+        <w:t xml:space="preserve">)</w:t>
+      </w:r>
+      <w:r>
+        <w:rPr>
+          <w:rStyle w:val="OperatorTok"/>
+        </w:rPr>
+        <w:t xml:space="preserve">,</w:t>
+      </w:r>
+      <w:r>
+        <w:br/>
+      </w:r>
+      <w:r>
+        <w:rPr>
+          <w:rStyle w:val="NormalTok"/>
+        </w:rPr>
+        <w:t xml:space="preserve">  </w:t>
+      </w:r>
+      <w:r>
+        <w:rPr>
+          <w:rStyle w:val="StringTok"/>
+        </w:rPr>
+        <w:t xml:space="preserve">'chi waf anh xa port ra host, app va db thi khong'</w:t>
+      </w:r>
+      <w:r>
+        <w:rPr>
+          <w:rStyle w:val="NormalTok"/>
+        </w:rPr>
+        <w:t xml:space="preserve">)</w:t>
+      </w:r>
+      <w:r>
+        <w:rPr>
+          <w:rStyle w:val="OperatorTok"/>
+        </w:rPr>
+        <w:t xml:space="preserve">;</w:t>
+      </w:r>
+    </w:p>
+    <w:p>
+      <w:pPr>
+        <w:pStyle w:val="FirstParagraph"/>
+      </w:pPr>
+      <w:r>
+        <w:t xml:space="preserve">Cột</w:t>
+      </w:r>
+      <w:r>
+        <w:t xml:space="preserve"> </w:t>
+      </w:r>
+      <w:r>
+        <w:rPr>
+          <w:rStyle w:val="VerbatimChar"/>
+        </w:rPr>
+        <w:t xml:space="preserve">Ports</w:t>
+      </w:r>
+      <w:r>
+        <w:t xml:space="preserve"> </w:t>
+      </w:r>
+      <w:r>
+        <w:t xml:space="preserve">của</w:t>
+      </w:r>
+      <w:r>
+        <w:t xml:space="preserve"> </w:t>
+      </w:r>
+      <w:r>
+        <w:rPr>
+          <w:rStyle w:val="VerbatimChar"/>
+        </w:rPr>
+        <w:t xml:space="preserve">waf</w:t>
+      </w:r>
+      <w:r>
+        <w:t xml:space="preserve"> </w:t>
+      </w:r>
+      <w:r>
+        <w:t xml:space="preserve">có dạng</w:t>
+      </w:r>
+      <w:r>
+        <w:t xml:space="preserve"> </w:t>
+      </w:r>
+      <w:r>
+        <w:rPr>
+          <w:rStyle w:val="VerbatimChar"/>
+        </w:rPr>
+        <w:t xml:space="preserve">0.0.0.0:8080-&gt;8080/tcp</w:t>
+      </w:r>
+      <w:r>
+        <w:t xml:space="preserve">, của</w:t>
+      </w:r>
+      <w:r>
+        <w:t xml:space="preserve"> </w:t>
+      </w:r>
+      <w:r>
+        <w:rPr>
+          <w:rStyle w:val="VerbatimChar"/>
+        </w:rPr>
+        <w:t xml:space="preserve">app</w:t>
+      </w:r>
+      <w:r>
+        <w:t xml:space="preserve"> </w:t>
+      </w:r>
+      <w:r>
+        <w:t xml:space="preserve">chỉ là</w:t>
+      </w:r>
+      <w:r>
+        <w:t xml:space="preserve"> </w:t>
+      </w:r>
+      <w:r>
+        <w:rPr>
+          <w:rStyle w:val="VerbatimChar"/>
+        </w:rPr>
+        <w:t xml:space="preserve">3000/tcp</w:t>
+      </w:r>
+      <w:r>
+        <w:t xml:space="preserve">. Dấu</w:t>
+      </w:r>
+      <w:r>
+        <w:t xml:space="preserve"> </w:t>
+      </w:r>
+      <w:r>
+        <w:rPr>
+          <w:rStyle w:val="VerbatimChar"/>
+        </w:rPr>
+        <w:t xml:space="preserve">-&gt;</w:t>
+      </w:r>
+      <w:r>
+        <w:t xml:space="preserve"> </w:t>
+      </w:r>
+      <w:r>
+        <w:t xml:space="preserve">chính là ánh xạ ra host. Phép kiểm chứng mới miễn nhiễm với mọi tiến trình khác trên</w:t>
+      </w:r>
+      <w:r>
+        <w:t xml:space="preserve"> </w:t>
+      </w:r>
+      <w:r>
+        <w:t xml:space="preserve">máy, và khẳng định đúng điều cần khẳng định.</w:t>
+      </w:r>
+    </w:p>
     <w:bookmarkEnd w:id="38"/>
     <w:bookmarkEnd w:id="39"/>
     <w:bookmarkStart w:id="40" w:name="X31b4e01041b7da9b2cf42d989cc7fe444cc56f2"/>
@@ -20625,33 +21235,78 @@
               <w:pStyle w:val="Compact"/>
             </w:pPr>
             <w:r>
-              <w:t xml:space="preserve">Gọi thẳng</w:t>
-            </w:r>
-            <w:r>
-              <w:t xml:space="preserve"> </w:t>
-            </w:r>
-            <w:r>
-              <w:rPr>
-                <w:rStyle w:val="VerbatimChar"/>
-              </w:rPr>
-              <w:t xml:space="preserve">app:3000</w:t>
-            </w:r>
-            <w:r>
-              <w:t xml:space="preserve"> </w:t>
-            </w:r>
-            <w:r>
-              <w:t xml:space="preserve">từ host</w:t>
-            </w:r>
-          </w:p>
-        </w:tc>
-        <w:tc>
-          <w:tcPr/>
-          <w:p>
-            <w:pPr>
-              <w:pStyle w:val="Compact"/>
-            </w:pPr>
-            <w:r>
-              <w:t xml:space="preserve">Connection refused</w:t>
+              <w:t xml:space="preserve">Kiểm tra ánh xạ port của Docker cho cả 3 service</w:t>
+            </w:r>
+          </w:p>
+        </w:tc>
+        <w:tc>
+          <w:tcPr/>
+          <w:p>
+            <w:pPr>
+              <w:pStyle w:val="Compact"/>
+            </w:pPr>
+            <w:r>
+              <w:t xml:space="preserve">Chỉ</w:t>
+            </w:r>
+            <w:r>
+              <w:t xml:space="preserve"> </w:t>
+            </w:r>
+            <w:r>
+              <w:rPr>
+                <w:rStyle w:val="VerbatimChar"/>
+              </w:rPr>
+              <w:t xml:space="preserve">waf</w:t>
+            </w:r>
+            <w:r>
+              <w:t xml:space="preserve"> </w:t>
+            </w:r>
+            <w:r>
+              <w:t xml:space="preserve">có</w:t>
+            </w:r>
+            <w:r>
+              <w:t xml:space="preserve"> </w:t>
+            </w:r>
+            <w:r>
+              <w:rPr>
+                <w:rStyle w:val="VerbatimChar"/>
+              </w:rPr>
+              <w:t xml:space="preserve">-&gt;</w:t>
+            </w:r>
+            <w:r>
+              <w:t xml:space="preserve"> </w:t>
+            </w:r>
+            <w:r>
+              <w:t xml:space="preserve">ra host;</w:t>
+            </w:r>
+            <w:r>
+              <w:t xml:space="preserve"> </w:t>
+            </w:r>
+            <w:r>
+              <w:rPr>
+                <w:rStyle w:val="VerbatimChar"/>
+              </w:rPr>
+              <w:t xml:space="preserve">app</w:t>
+            </w:r>
+            <w:r>
+              <w:t xml:space="preserve"> </w:t>
+            </w:r>
+            <w:r>
+              <w:t xml:space="preserve">và</w:t>
+            </w:r>
+            <w:r>
+              <w:t xml:space="preserve"> </w:t>
+            </w:r>
+            <w:r>
+              <w:rPr>
+                <w:rStyle w:val="VerbatimChar"/>
+              </w:rPr>
+              <w:t xml:space="preserve">db</w:t>
+            </w:r>
+            <w:r>
+              <w:t xml:space="preserve"> </w:t>
+            </w:r>
+            <w:r>
+              <w:t xml:space="preserve">không có (xem 4.3.1)</w:t>
             </w:r>
           </w:p>
         </w:tc>

--- a/docs/BAO_CAO.docx
+++ b/docs/BAO_CAO.docx
@@ -25375,7 +25375,7 @@
         <w:t xml:space="preserve"> </w:t>
       </w:r>
       <w:r>
-        <w:t xml:space="preserve">Bảng màu quy ước dùng chung cho cả tám sơ đồ nằm ở</w:t>
+        <w:t xml:space="preserve">Mỗi file tự chứa, không dùng</w:t>
       </w:r>
       <w:r>
         <w:t xml:space="preserve"> </w:t>
@@ -25384,10 +25384,16 @@
         <w:rPr>
           <w:rStyle w:val="VerbatimChar"/>
         </w:rPr>
-        <w:t xml:space="preserve">docs/diagrams/_style.puml</w:t>
-      </w:r>
-      <w:r>
-        <w:t xml:space="preserve">.</w:t>
+        <w:t xml:space="preserve">!include</w:t>
+      </w:r>
+      <w:r>
+        <w:t xml:space="preserve">, nên dán thẳng vào công cụ dựng sơ đồ là hiển</w:t>
+      </w:r>
+      <w:r>
+        <w:t xml:space="preserve"> </w:t>
+      </w:r>
+      <w:r>
+        <w:t xml:space="preserve">được; bảng màu quy ước lặp ở đầu cả tám file dưới dạng ghi chú.</w:t>
       </w:r>
     </w:p>
     <w:tbl>

--- a/docs/BAO_CAO.docx
+++ b/docs/BAO_CAO.docx
@@ -3278,7 +3278,7 @@
       <w:r>
         <w:drawing>
           <wp:inline>
-            <wp:extent cx="5334000" cy="5055276"/>
+            <wp:extent cx="5334000" cy="3330157"/>
             <wp:effectExtent b="0" l="0" r="0" t="0"/>
             <wp:docPr descr="Sơ đồ 3 — Use case và misuse case" title="" id="28" name="Picture"/>
             <a:graphic>
@@ -3299,7 +3299,7 @@
                   <pic:spPr bwMode="auto">
                     <a:xfrm>
                       <a:off x="0" y="0"/>
-                      <a:ext cx="5334000" cy="5055276"/>
+                      <a:ext cx="5334000" cy="3330157"/>
                     </a:xfrm>
                     <a:prstGeom prst="rect">
                       <a:avLst/>
@@ -5406,7 +5406,7 @@
       <w:r>
         <w:drawing>
           <wp:inline>
-            <wp:extent cx="5334000" cy="4078653"/>
+            <wp:extent cx="5334000" cy="4012513"/>
             <wp:effectExtent b="0" l="0" r="0" t="0"/>
             <wp:docPr descr="Sơ đồ 1 — Kiến trúc phân vùng" title="" id="34" name="Picture"/>
             <a:graphic>
@@ -5427,7 +5427,7 @@
                   <pic:spPr bwMode="auto">
                     <a:xfrm>
                       <a:off x="0" y="0"/>
-                      <a:ext cx="5334000" cy="4078653"/>
+                      <a:ext cx="5334000" cy="4012513"/>
                     </a:xfrm>
                     <a:prstGeom prst="rect">
                       <a:avLst/>
@@ -8524,7 +8524,7 @@
       <w:r>
         <w:drawing>
           <wp:inline>
-            <wp:extent cx="5334000" cy="5245996"/>
+            <wp:extent cx="5334000" cy="6614924"/>
             <wp:effectExtent b="0" l="0" r="0" t="0"/>
             <wp:docPr descr="Sơ đồ 2 — DFD mức 1" title="" id="42" name="Picture"/>
             <a:graphic>
@@ -8545,7 +8545,7 @@
                   <pic:spPr bwMode="auto">
                     <a:xfrm>
                       <a:off x="0" y="0"/>
-                      <a:ext cx="5334000" cy="5245996"/>
+                      <a:ext cx="5334000" cy="6614924"/>
                     </a:xfrm>
                     <a:prstGeom prst="rect">
                       <a:avLst/>
@@ -10048,7 +10048,7 @@
       <w:r>
         <w:drawing>
           <wp:inline>
-            <wp:extent cx="5334000" cy="4677587"/>
+            <wp:extent cx="5334000" cy="2728351"/>
             <wp:effectExtent b="0" l="0" r="0" t="0"/>
             <wp:docPr descr="Sơ đồ 8 — ERD" title="" id="50" name="Picture"/>
             <a:graphic>
@@ -10069,7 +10069,7 @@
                   <pic:spPr bwMode="auto">
                     <a:xfrm>
                       <a:off x="0" y="0"/>
-                      <a:ext cx="5334000" cy="4677587"/>
+                      <a:ext cx="5334000" cy="2728351"/>
                     </a:xfrm>
                     <a:prstGeom prst="rect">
                       <a:avLst/>
@@ -10707,7 +10707,7 @@
       <w:r>
         <w:drawing>
           <wp:inline>
-            <wp:extent cx="5334000" cy="8108108"/>
+            <wp:extent cx="5334000" cy="7015421"/>
             <wp:effectExtent b="0" l="0" r="0" t="0"/>
             <wp:docPr descr="Sơ đồ 4 — Sequence đăng nhập + MFA" title="" id="54" name="Picture"/>
             <a:graphic>
@@ -10728,7 +10728,7 @@
                   <pic:spPr bwMode="auto">
                     <a:xfrm>
                       <a:off x="0" y="0"/>
-                      <a:ext cx="5334000" cy="8108108"/>
+                      <a:ext cx="5334000" cy="7015421"/>
                     </a:xfrm>
                     <a:prstGeom prst="rect">
                       <a:avLst/>
@@ -12934,7 +12934,7 @@
       <w:r>
         <w:drawing>
           <wp:inline>
-            <wp:extent cx="5334000" cy="3693238"/>
+            <wp:extent cx="5334000" cy="3502968"/>
             <wp:effectExtent b="0" l="0" r="0" t="0"/>
             <wp:docPr descr="Sơ đồ 5 — Sequence sửa điểm" title="" id="62" name="Picture"/>
             <a:graphic>
@@ -12955,7 +12955,7 @@
                   <pic:spPr bwMode="auto">
                     <a:xfrm>
                       <a:off x="0" y="0"/>
-                      <a:ext cx="5334000" cy="3693238"/>
+                      <a:ext cx="5334000" cy="3502968"/>
                     </a:xfrm>
                     <a:prstGeom prst="rect">
                       <a:avLst/>
@@ -18511,7 +18511,7 @@
       <w:r>
         <w:drawing>
           <wp:inline>
-            <wp:extent cx="5334000" cy="5631344"/>
+            <wp:extent cx="5334000" cy="6104954"/>
             <wp:effectExtent b="0" l="0" r="0" t="0"/>
             <wp:docPr descr="Sơ đồ 7 — KB2 token bị đánh cắp" title="" id="92" name="Picture"/>
             <a:graphic>
@@ -18532,7 +18532,7 @@
                   <pic:spPr bwMode="auto">
                     <a:xfrm>
                       <a:off x="0" y="0"/>
-                      <a:ext cx="5334000" cy="5631344"/>
+                      <a:ext cx="5334000" cy="6104954"/>
                     </a:xfrm>
                     <a:prstGeom prst="rect">
                       <a:avLst/>
